--- a/projects/valuepickr-open-screen/docs/UGRO Capital.docx
+++ b/projects/valuepickr-open-screen/docs/UGRO Capital.docx
@@ -313,6 +313,624 @@
         <w:spacing w:after="120" w:before="280"/>
       </w:pPr>
       <w:r>
+        <w:t xml:space="preserve">Guidance &amp; Expectation Gap</w:t>
+      </w:r>
+    </w:p>
+    <w:p>
+      <w:pPr>
+        <w:spacing w:after="120"/>
+      </w:pPr>
+      <w:r>
+        <w:rPr>
+          <w:i/>
+          <w:iCs/>
+          <w:color w:val="666666"/>
+          <w:sz w:val="18"/>
+          <w:szCs w:val="18"/>
+        </w:rPr>
+        <w:t xml:space="preserve">Management guidance decoded into commitments, graded on the expectation → action → operational → commercial → financial ladder, then compared to what the current price appears to assume. Method: playbook/guidance-and-expectation-gap.md.</w:t>
+      </w:r>
+    </w:p>
+    <w:p>
+      <w:pPr>
+        <w:spacing w:after="120"/>
+      </w:pPr>
+      <w:r>
+        <w:rPr>
+          <w:b/>
+          <w:bCs/>
+          <w:sz w:val="20"/>
+          <w:szCs w:val="20"/>
+        </w:rPr>
+        <w:t xml:space="preserve">Market expectation vs. our path:</w:t>
+      </w:r>
+    </w:p>
+    <w:tbl>
+      <w:tblPr>
+        <w:tblW w:type="dxa" w:w="9000"/>
+        <w:tblBorders>
+          <w:top w:val="single" w:color="auto" w:sz="4"/>
+          <w:left w:val="single" w:color="auto" w:sz="4"/>
+          <w:bottom w:val="single" w:color="auto" w:sz="4"/>
+          <w:right w:val="single" w:color="auto" w:sz="4"/>
+          <w:insideH w:val="single" w:color="auto" w:sz="4"/>
+          <w:insideV w:val="single" w:color="auto" w:sz="4"/>
+        </w:tblBorders>
+      </w:tblPr>
+      <w:tblGrid>
+        <w:gridCol w:w="3200"/>
+        <w:gridCol w:w="5800"/>
+      </w:tblGrid>
+      <w:tr>
+        <w:tc>
+          <w:tcPr>
+            <w:tcW w:type="dxa" w:w="3200"/>
+            <w:shd w:fill="F2F2F2" w:val="clear"/>
+          </w:tcPr>
+          <w:p>
+            <w:r>
+              <w:rPr>
+                <w:b/>
+                <w:bCs/>
+              </w:rPr>
+              <w:t xml:space="preserve">As of</w:t>
+            </w:r>
+          </w:p>
+        </w:tc>
+        <w:tc>
+          <w:tcPr>
+            <w:tcW w:type="dxa" w:w="5800"/>
+          </w:tcPr>
+          <w:p>
+            <w:r>
+              <w:t xml:space="preserve">2026-09-09</w:t>
+            </w:r>
+          </w:p>
+        </w:tc>
+      </w:tr>
+      <w:tr>
+        <w:tc>
+          <w:tcPr>
+            <w:tcW w:type="dxa" w:w="3200"/>
+            <w:shd w:fill="F2F2F2" w:val="clear"/>
+          </w:tcPr>
+          <w:p>
+            <w:r>
+              <w:rPr>
+                <w:b/>
+                <w:bCs/>
+              </w:rPr>
+              <w:t xml:space="preserve">Price / multiple</w:t>
+            </w:r>
+          </w:p>
+        </w:tc>
+        <w:tc>
+          <w:tcPr>
+            <w:tcW w:type="dxa" w:w="5800"/>
+          </w:tcPr>
+          <w:p>
+            <w:r>
+              <w:t xml:space="preserve">Rs 83.4 · 7.4x P/E</w:t>
+            </w:r>
+          </w:p>
+        </w:tc>
+      </w:tr>
+      <w:tr>
+        <w:tc>
+          <w:tcPr>
+            <w:tcW w:type="dxa" w:w="3200"/>
+            <w:shd w:fill="F2F2F2" w:val="clear"/>
+          </w:tcPr>
+          <w:p>
+            <w:r>
+              <w:rPr>
+                <w:b/>
+                <w:bCs/>
+              </w:rPr>
+              <w:t xml:space="preserve">Right valuation lens</w:t>
+            </w:r>
+          </w:p>
+        </w:tc>
+        <w:tc>
+          <w:tcPr>
+            <w:tcW w:type="dxa" w:w="5800"/>
+          </w:tcPr>
+          <w:p>
+            <w:r>
+              <w:t xml:space="preserve">P/B</w:t>
+            </w:r>
+          </w:p>
+        </w:tc>
+      </w:tr>
+      <w:tr>
+        <w:tc>
+          <w:tcPr>
+            <w:tcW w:type="dxa" w:w="3200"/>
+            <w:shd w:fill="F2F2F2" w:val="clear"/>
+          </w:tcPr>
+          <w:p>
+            <w:r>
+              <w:rPr>
+                <w:b/>
+                <w:bCs/>
+              </w:rPr>
+              <w:t xml:space="preserve">Price implies</w:t>
+            </w:r>
+          </w:p>
+        </w:tc>
+        <w:tc>
+          <w:tcPr>
+            <w:tcW w:type="dxa" w:w="5800"/>
+          </w:tcPr>
+          <w:p>
+            <w:r>
+              <w:t xml:space="preserve">~0.45x book with ~6-7% ROE implies the market expects little value creation (fair P/B ~ ROE/CoE, so ~0.45x prices a sub-8% sustainable ROE); any move of ROE toward the low-teens on operating leverage would justify a re-rate toward ~0.8-1.0x book</w:t>
+            </w:r>
+          </w:p>
+        </w:tc>
+      </w:tr>
+      <w:tr>
+        <w:tc>
+          <w:tcPr>
+            <w:tcW w:type="dxa" w:w="3200"/>
+            <w:shd w:fill="F2F2F2" w:val="clear"/>
+          </w:tcPr>
+          <w:p>
+            <w:r>
+              <w:rPr>
+                <w:b/>
+                <w:bCs/>
+              </w:rPr>
+              <w:t xml:space="preserve">Our FY27</w:t>
+            </w:r>
+          </w:p>
+        </w:tc>
+        <w:tc>
+          <w:tcPr>
+            <w:tcW w:type="dxa" w:w="5800"/>
+          </w:tcPr>
+          <w:p>
+            <w:r>
+              <w:t xml:space="preserve">AUM growth continues (~20-25%); ROE improves modestly toward high-single/low-double digits if credit costs stay contained (GNPA ~2.2%) and opex leverage plays out</w:t>
+            </w:r>
+          </w:p>
+        </w:tc>
+      </w:tr>
+      <w:tr>
+        <w:tc>
+          <w:tcPr>
+            <w:tcW w:type="dxa" w:w="3200"/>
+            <w:shd w:fill="F2F2F2" w:val="clear"/>
+          </w:tcPr>
+          <w:p>
+            <w:r>
+              <w:rPr>
+                <w:b/>
+                <w:bCs/>
+              </w:rPr>
+              <w:t xml:space="preserve">Our FY28</w:t>
+            </w:r>
+          </w:p>
+        </w:tc>
+        <w:tc>
+          <w:tcPr>
+            <w:tcW w:type="dxa" w:w="5800"/>
+          </w:tcPr>
+          <w:p>
+            <w:r>
+              <w:t xml:space="preserve">ROE low-teens on a larger book would support a P/B re-rating; the thesis is a re-rating of a depressed multiple more than an earnings surprise</w:t>
+            </w:r>
+          </w:p>
+        </w:tc>
+      </w:tr>
+      <w:tr>
+        <w:tc>
+          <w:tcPr>
+            <w:tcW w:type="dxa" w:w="3200"/>
+            <w:shd w:fill="F2F2F2" w:val="clear"/>
+          </w:tcPr>
+          <w:p>
+            <w:r>
+              <w:rPr>
+                <w:b/>
+                <w:bCs/>
+              </w:rPr>
+              <w:t xml:space="preserve">Gap direction</w:t>
+            </w:r>
+          </w:p>
+        </w:tc>
+        <w:tc>
+          <w:tcPr>
+            <w:tcW w:type="dxa" w:w="5800"/>
+          </w:tcPr>
+          <w:p>
+            <w:r>
+              <w:t xml:space="preserve">partially-priced</w:t>
+            </w:r>
+          </w:p>
+        </w:tc>
+      </w:tr>
+      <w:tr>
+        <w:tc>
+          <w:tcPr>
+            <w:tcW w:type="dxa" w:w="3200"/>
+            <w:shd w:fill="F2F2F2" w:val="clear"/>
+          </w:tcPr>
+          <w:p>
+            <w:r>
+              <w:rPr>
+                <w:b/>
+                <w:bCs/>
+              </w:rPr>
+              <w:t xml:space="preserve">Gap type</w:t>
+            </w:r>
+          </w:p>
+        </w:tc>
+        <w:tc>
+          <w:tcPr>
+            <w:tcW w:type="dxa" w:w="5800"/>
+          </w:tcPr>
+          <w:p>
+            <w:r>
+              <w:t xml:space="preserve">margin</w:t>
+            </w:r>
+          </w:p>
+        </w:tc>
+      </w:tr>
+      <w:tr>
+        <w:tc>
+          <w:tcPr>
+            <w:tcW w:type="dxa" w:w="3200"/>
+            <w:shd w:fill="F2F2F2" w:val="clear"/>
+          </w:tcPr>
+          <w:p>
+            <w:r>
+              <w:rPr>
+                <w:b/>
+                <w:bCs/>
+              </w:rPr>
+              <w:t xml:space="preserve">Gap magnitude</w:t>
+            </w:r>
+          </w:p>
+        </w:tc>
+        <w:tc>
+          <w:tcPr>
+            <w:tcW w:type="dxa" w:w="5800"/>
+          </w:tcPr>
+          <w:p>
+            <w:r>
+              <w:t xml:space="preserve">not estimable</w:t>
+            </w:r>
+          </w:p>
+        </w:tc>
+      </w:tr>
+      <w:tr>
+        <w:tc>
+          <w:tcPr>
+            <w:tcW w:type="dxa" w:w="3200"/>
+            <w:shd w:fill="F2F2F2" w:val="clear"/>
+          </w:tcPr>
+          <w:p>
+            <w:r>
+              <w:rPr>
+                <w:b/>
+                <w:bCs/>
+              </w:rPr>
+              <w:t xml:space="preserve">Gap basis</w:t>
+            </w:r>
+          </w:p>
+        </w:tc>
+        <w:tc>
+          <w:tcPr>
+            <w:tcW w:type="dxa" w:w="5800"/>
+          </w:tcPr>
+          <w:p>
+            <w:r>
+              <w:t xml:space="preserve">secured MSME LAP/machinery book has been de-rated alongside unsecured-MFI-sector stress despite stable 2.2% GNPA; at 0.45x book the price embeds a permanently sub-8% ROE, whereas operating leverage on a scaling book could lift ROE to low-teens -- but no earnings inflection is confirmed yet</w:t>
+            </w:r>
+          </w:p>
+        </w:tc>
+      </w:tr>
+      <w:tr>
+        <w:tc>
+          <w:tcPr>
+            <w:tcW w:type="dxa" w:w="3200"/>
+            <w:shd w:fill="F2F2F2" w:val="clear"/>
+          </w:tcPr>
+          <w:p>
+            <w:r>
+              <w:rPr>
+                <w:b/>
+                <w:bCs/>
+              </w:rPr>
+              <w:t xml:space="preserve">Evidence quality</w:t>
+            </w:r>
+          </w:p>
+        </w:tc>
+        <w:tc>
+          <w:tcPr>
+            <w:tcW w:type="dxa" w:w="5800"/>
+          </w:tcPr>
+          <w:p>
+            <w:r>
+              <w:t xml:space="preserve">weak</w:t>
+            </w:r>
+          </w:p>
+        </w:tc>
+      </w:tr>
+    </w:tbl>
+    <w:p>
+      <w:pPr>
+        <w:spacing w:after="120"/>
+      </w:pPr>
+      <w:r>
+        <w:rPr>
+          <w:i/>
+          <w:iCs/>
+          <w:color w:val="666666"/>
+          <w:sz w:val="16"/>
+          <w:szCs w:val="16"/>
+        </w:rPr>
+        <w:t xml:space="preserve">no broker consensus; implied path is a reverse-P/E estimate + screener.in forward figures + VP thread view</w:t>
+      </w:r>
+    </w:p>
+    <w:p>
+      <w:pPr>
+        <w:pStyle w:val="Heading1"/>
+        <w:spacing w:after="120" w:before="280"/>
+      </w:pPr>
+      <w:r>
+        <w:t xml:space="preserve">Ishmohit-Lens Checks (value chain · earnings quality · growth trajectory · management · quality metrics · track record · global-signal check)</w:t>
+      </w:r>
+    </w:p>
+    <w:p>
+      <w:pPr>
+        <w:spacing w:after="120"/>
+      </w:pPr>
+      <w:r>
+        <w:rPr>
+          <w:i/>
+          <w:iCs/>
+          <w:color w:val="666666"/>
+          <w:sz w:val="18"/>
+          <w:szCs w:val="18"/>
+        </w:rPr>
+        <w:t xml:space="preserve">Extra checks drawn from @ishmohit1 / SOIC methodology (playbook/ishmohit-soic-style.md): where the company sits in its value chain and what the supply side is doing, whether a margin/PAT inflection is structural or a cyclical peak, the rate-of-change of growth vs. what the multiple demands, and management quality as a positive attribute.</w:t>
+      </w:r>
+    </w:p>
+    <w:p>
+      <w:pPr>
+        <w:spacing w:after="120"/>
+      </w:pPr>
+      <w:r>
+        <w:rPr>
+          <w:b/>
+          <w:bCs/>
+          <w:sz w:val="20"/>
+          <w:szCs w:val="20"/>
+        </w:rPr>
+        <w:t xml:space="preserve">Quality metrics (ROCE · debt · FCF · margin · capex):</w:t>
+      </w:r>
+    </w:p>
+    <w:tbl>
+      <w:tblPr>
+        <w:tblW w:type="dxa" w:w="9000"/>
+        <w:tblBorders>
+          <w:top w:val="single" w:color="auto" w:sz="4"/>
+          <w:left w:val="single" w:color="auto" w:sz="4"/>
+          <w:bottom w:val="single" w:color="auto" w:sz="4"/>
+          <w:right w:val="single" w:color="auto" w:sz="4"/>
+          <w:insideH w:val="single" w:color="auto" w:sz="4"/>
+          <w:insideV w:val="single" w:color="auto" w:sz="4"/>
+        </w:tblBorders>
+      </w:tblPr>
+      <w:tblGrid>
+        <w:gridCol w:w="3200"/>
+        <w:gridCol w:w="5800"/>
+      </w:tblGrid>
+      <w:tr>
+        <w:tc>
+          <w:tcPr>
+            <w:tcW w:type="dxa" w:w="3200"/>
+            <w:shd w:fill="F2F2F2" w:val="clear"/>
+          </w:tcPr>
+          <w:p>
+            <w:r>
+              <w:rPr>
+                <w:b/>
+                <w:bCs/>
+              </w:rPr>
+              <w:t xml:space="preserve">Assessment</w:t>
+            </w:r>
+          </w:p>
+        </w:tc>
+        <w:tc>
+          <w:tcPr>
+            <w:tcW w:type="dxa" w:w="5800"/>
+          </w:tcPr>
+          <w:p>
+            <w:r>
+              <w:t xml:space="preserve">concern</w:t>
+            </w:r>
+          </w:p>
+        </w:tc>
+      </w:tr>
+      <w:tr>
+        <w:tc>
+          <w:tcPr>
+            <w:tcW w:type="dxa" w:w="3200"/>
+            <w:shd w:fill="F2F2F2" w:val="clear"/>
+          </w:tcPr>
+          <w:p>
+            <w:r>
+              <w:rPr>
+                <w:b/>
+                <w:bCs/>
+              </w:rPr>
+              <w:t xml:space="preserve">ROCE</w:t>
+            </w:r>
+          </w:p>
+        </w:tc>
+        <w:tc>
+          <w:tcPr>
+            <w:tcW w:type="dxa" w:w="5800"/>
+          </w:tcPr>
+          <w:p>
+            <w:r>
+              <w:t xml:space="preserve">12.9% (declining)</w:t>
+            </w:r>
+          </w:p>
+        </w:tc>
+      </w:tr>
+      <w:tr>
+        <w:tc>
+          <w:tcPr>
+            <w:tcW w:type="dxa" w:w="3200"/>
+            <w:shd w:fill="F2F2F2" w:val="clear"/>
+          </w:tcPr>
+          <w:p>
+            <w:r>
+              <w:rPr>
+                <w:b/>
+                <w:bCs/>
+              </w:rPr>
+              <w:t xml:space="preserve">Leverage</w:t>
+            </w:r>
+          </w:p>
+        </w:tc>
+        <w:tc>
+          <w:tcPr>
+            <w:tcW w:type="dxa" w:w="5800"/>
+          </w:tcPr>
+          <w:p>
+            <w:r>
+              <w:t xml:space="preserve">—</w:t>
+            </w:r>
+          </w:p>
+        </w:tc>
+      </w:tr>
+      <w:tr>
+        <w:tc>
+          <w:tcPr>
+            <w:tcW w:type="dxa" w:w="3200"/>
+            <w:shd w:fill="F2F2F2" w:val="clear"/>
+          </w:tcPr>
+          <w:p>
+            <w:r>
+              <w:rPr>
+                <w:b/>
+                <w:bCs/>
+              </w:rPr>
+              <w:t xml:space="preserve">FCF conversion</w:t>
+            </w:r>
+          </w:p>
+        </w:tc>
+        <w:tc>
+          <w:tcPr>
+            <w:tcW w:type="dxa" w:w="5800"/>
+          </w:tcPr>
+          <w:p>
+            <w:r>
+              <w:t xml:space="preserve">—</w:t>
+            </w:r>
+          </w:p>
+        </w:tc>
+      </w:tr>
+      <w:tr>
+        <w:tc>
+          <w:tcPr>
+            <w:tcW w:type="dxa" w:w="3200"/>
+            <w:shd w:fill="F2F2F2" w:val="clear"/>
+          </w:tcPr>
+          <w:p>
+            <w:r>
+              <w:rPr>
+                <w:b/>
+                <w:bCs/>
+              </w:rPr>
+              <w:t xml:space="preserve">Margin trend</w:t>
+            </w:r>
+          </w:p>
+        </w:tc>
+        <w:tc>
+          <w:tcPr>
+            <w:tcW w:type="dxa" w:w="5800"/>
+          </w:tcPr>
+          <w:p>
+            <w:r>
+              <w:t xml:space="preserve">stable</w:t>
+            </w:r>
+          </w:p>
+        </w:tc>
+      </w:tr>
+      <w:tr>
+        <w:tc>
+          <w:tcPr>
+            <w:tcW w:type="dxa" w:w="3200"/>
+            <w:shd w:fill="F2F2F2" w:val="clear"/>
+          </w:tcPr>
+          <w:p>
+            <w:r>
+              <w:rPr>
+                <w:b/>
+                <w:bCs/>
+              </w:rPr>
+              <w:t xml:space="preserve">Capex efficiency</w:t>
+            </w:r>
+          </w:p>
+        </w:tc>
+        <w:tc>
+          <w:tcPr>
+            <w:tcW w:type="dxa" w:w="5800"/>
+          </w:tcPr>
+          <w:p>
+            <w:r>
+              <w:t xml:space="preserve">neutral</w:t>
+            </w:r>
+          </w:p>
+        </w:tc>
+      </w:tr>
+    </w:tbl>
+    <w:p>
+      <w:pPr>
+        <w:spacing w:after="60" w:before="120"/>
+      </w:pPr>
+      <w:r>
+        <w:rPr>
+          <w:b/>
+          <w:bCs/>
+          <w:sz w:val="20"/>
+          <w:szCs w:val="20"/>
+        </w:rPr>
+        <w:t xml:space="preserve">Track record (Coffee Can persistence check): </w:t>
+      </w:r>
+      <w:r>
+        <w:rPr>
+          <w:sz w:val="20"/>
+          <w:szCs w:val="20"/>
+        </w:rPr>
+        <w:t xml:space="preserve">cleared revenue growth ≥10% AND ROCE ≥15% in 0 of the last 5 years (consistency_score 0)</w:t>
+      </w:r>
+    </w:p>
+    <w:p>
+      <w:pPr>
+        <w:spacing w:after="120"/>
+      </w:pPr>
+      <w:r>
+        <w:rPr>
+          <w:color w:val="666666"/>
+          <w:sz w:val="18"/>
+          <w:szCs w:val="18"/>
+        </w:rPr>
+        <w:t xml:space="preserve">NBFC -- profitability leg assessed on ROE. Per screener.in, revenue grew &gt;20% every year FY22-FY26 (FY23 +119%, FY26 +24%) as AUM scaled, but ROE was only 2-10% (FY26 ~5-7%), never near the 15% bar. Zero years cleared both tests; the book is still sub-scale and operating-leverage-dependent. Asset quality (GNPA ~2.2%) is stable; CAR adequate.</w:t>
+      </w:r>
+    </w:p>
+    <w:p>
+      <w:pPr>
+        <w:pStyle w:val="Heading1"/>
+        <w:spacing w:after="120" w:before="280"/>
+      </w:pPr>
+      <w:r>
         <w:t xml:space="preserve">Technical Read (Weekly / Monthly MACD + Bollinger Bands, or RSI/CCI/Williams %R proxy)</w:t>
       </w:r>
     </w:p>
@@ -517,6 +1135,34 @@
           <w:szCs w:val="24"/>
         </w:rPr>
         <w:t xml:space="preserve">Neither confirmed yet — a plausible deep-value/re-rating story if the microfinance-contagion mispricing thesis is correct, but current ROE is too weak to call this a clean 10x growth setup</w:t>
+      </w:r>
+    </w:p>
+    <w:p>
+      <w:pPr>
+        <w:spacing w:after="120"/>
+      </w:pPr>
+      <w:r>
+        <w:rPr>
+          <w:color w:val="666666"/>
+          <w:sz w:val="20"/>
+          <w:szCs w:val="20"/>
+        </w:rPr>
+        <w:t xml:space="preserve">4-box gate — tailwind: weak · TAM: weak · moat: weak · valuation: yes  (score 2.5 / 4)</w:t>
+      </w:r>
+    </w:p>
+    <w:p>
+      <w:pPr>
+        <w:spacing w:after="120"/>
+      </w:pPr>
+      <w:r>
+        <w:rPr>
+          <w:i/>
+          <w:iCs/>
+          <w:color w:val="666666"/>
+          <w:sz w:val="20"/>
+          <w:szCs w:val="20"/>
+        </w:rPr>
+        <w:t xml:space="preserve">Secured MSME lending differentiates from MFI-contagion stress but ROE still weak (7%) — tailwind/tam marked weak, not a growth story yet; co-lending moat explicitly disputed in community (weak); 0.53x P/B with stable 2.2% GNPA supports valuation as a value-mispricing case.</w:t>
       </w:r>
     </w:p>
     <w:p>
